--- a/docs/doctrina_emergentes.docx
+++ b/docs/doctrina_emergentes.docx
@@ -1442,7 +1442,7 @@
         <w:spacing w:after="80"/>
       </w:pPr>
       <w:r>
-        <w:t xml:space="preserve">El radar de situaciones especiales (fecha de IPO, spinoffs recientes) todavia es manual; automatizar su deteccion es el proximo salto.</w:t>
+        <w:t xml:space="preserve">El radar por antiguedad de cotizacion ya es automatico: se marca 'reciente' a las que cotizan hace menos de 3 anios (proxy de IPO/spinoff reciente, como NBIS). Falta distinguir el tipo exacto de evento (spinoff vs IPO vs carve-out).</w:t>
       </w:r>
     </w:p>
     <w:p>

--- a/docs/doctrina_emergentes.docx
+++ b/docs/doctrina_emergentes.docx
@@ -110,7 +110,7 @@
         <w:spacing w:after="120" w:line="276"/>
       </w:pPr>
       <w:r>
-        <w:t xml:space="preserve">El value investing de Buffett esta disenado para comprar negocios ya excelentes a precio razonable. Es soberbio para eso, pero por construccion llega tarde a la empresa que todavia se esta volviendo excelente. Esta doctrina cubre ese hueco: un sistema para detectar companias nacientes de calidad -las que en un par de anos podrian ser Triple Corona- cuando el mercado todavia no las premio. El ejemplo vivo es Nebius (NBIS): renacida de los activos internacionales de Yandex, relistada en Nasdaq en octubre de 2024, paso de ser casi ignorada a firmar contratos por decenas de miles de millones con Microsoft y Meta y recibir una inversion de 2.000 millones de dolares de NVIDIA. Ningun filtro de multiplos clasico la habria marcado a tiempo.</w:t>
+        <w:t xml:space="preserve">El value investing de Buffett esta disenado para comprar negocios ya excelentes a precio razonable. Es soberbio para eso, pero por construccion llega tarde a la empresa que todavia se esta volviendo excelente. Esta doctrina cubre ese hueco: un sistema para detectar companias nacientes de calidad -las que en un par de anos podrian ser Consagrada- cuando el mercado todavia no las premio. El ejemplo vivo es Nebius (NBIS): renacida de los activos internacionales de Yandex, relistada en Nasdaq en octubre de 2024, paso de ser casi ignorada a firmar contratos por decenas de miles de millones con Microsoft y Meta y recibir una inversion de 2.000 millones de dolares de NVIDIA. Ningun filtro de multiplos clasico la habria marcado a tiempo.</w:t>
       </w:r>
     </w:p>
     <w:p>
@@ -1344,7 +1344,7 @@
           <w:b/>
           <w:bCs/>
         </w:rPr>
-        <w:t xml:space="preserve">Triple Corona Madura: </w:t>
+        <w:t xml:space="preserve">Consagradas: </w:t>
       </w:r>
       <w:r>
         <w:t xml:space="preserve">calidad Buffett (fundamental) mas confirmacion tecnica. El juego maduro.</w:t>
@@ -1367,7 +1367,7 @@
         <w:t xml:space="preserve">Emergente de Calidad: </w:t>
       </w:r>
       <w:r>
-        <w:t xml:space="preserve">no es Triple Corona, pero supera el score emergente con techo de tamano y sin riesgo de liquidez. El juego naciente.</w:t>
+        <w:t xml:space="preserve">no es Consagrada, pero supera el score emergente con techo de tamano y sin riesgo de liquidez. El juego naciente.</w:t>
       </w:r>
     </w:p>
     <w:p>
@@ -1395,7 +1395,7 @@
         <w:spacing w:after="160" w:line="276"/>
       </w:pPr>
       <w:r>
-        <w:t xml:space="preserve">Cuando una empresa calificaria para ambas, prevalece Triple Corona Madura: ya cruzo la vara mas exigente. Cada ficha muestra ademas el precio objetivo de consenso de analistas y el potencial respecto del precio actual, como referencia -nunca como veredicto.</w:t>
+        <w:t xml:space="preserve">Cuando una empresa calificaria para ambas, prevalece Consagradas: ya cruzo la vara mas exigente. Cada ficha muestra ademas el precio objetivo de consenso de analistas y el potencial respecto del precio actual, como referencia -nunca como veredicto.</w:t>
       </w:r>
     </w:p>
     <w:p>
